--- a/media/F2111/form_template/dg/被测软件基本信息.docx
+++ b/media/F2111/form_template/dg/被测软件基本信息.docx
@@ -1,6 +1,6 @@
 
 <file path=word/document.xml><?xml version="1.0" encoding="utf-8"?>
-<w:document xmlns:wpc="http://schemas.microsoft.com/office/word/2010/wordprocessingCanvas" xmlns:cx="http://schemas.microsoft.com/office/drawing/2014/chartex" xmlns:cx1="http://schemas.microsoft.com/office/drawing/2015/9/8/chartex" xmlns:cx2="http://schemas.microsoft.com/office/drawing/2015/10/21/chartex" xmlns:cx3="http://schemas.microsoft.com/office/drawing/2016/5/9/chartex" xmlns:cx4="http://schemas.microsoft.com/office/drawing/2016/5/10/chartex" xmlns:cx5="http://schemas.microsoft.com/office/drawing/2016/5/11/chartex" xmlns:cx6="http://schemas.microsoft.com/office/drawing/2016/5/12/chartex" xmlns:cx7="http://schemas.microsoft.com/office/drawing/2016/5/13/chartex" xmlns:cx8="http://schemas.microsoft.com/office/drawing/2016/5/14/chartex" xmlns:mc="http://schemas.openxmlformats.org/markup-compatibility/2006" xmlns:aink="http://schemas.microsoft.com/office/drawing/2016/ink" xmlns:am3d="http://schemas.microsoft.com/office/drawing/2017/model3d" xmlns:o="urn:schemas-microsoft-com:office:office" xmlns:oel="http://schemas.microsoft.com/office/2019/extlst" xmlns:r="http://schemas.openxmlformats.org/officeDocument/2006/relationships" xmlns:m="http://schemas.openxmlformats.org/officeDocument/2006/math" xmlns:v="urn:schemas-microsoft-com:vml" xmlns:wp14="http://schemas.microsoft.com/office/word/2010/wordprocessingDrawing" xmlns:wp="http://schemas.openxmlformats.org/drawingml/2006/wordprocessingDrawing" xmlns:w10="urn:schemas-microsoft-com:office:word" xmlns:w="http://schemas.openxmlformats.org/wordprocessingml/2006/main" xmlns:w14="http://schemas.microsoft.com/office/word/2010/wordml" xmlns:w15="http://schemas.microsoft.com/office/word/2012/wordml" xmlns:w16cex="http://schemas.microsoft.com/office/word/2018/wordml/cex" xmlns:w16cid="http://schemas.microsoft.com/office/word/2016/wordml/cid" xmlns:w16="http://schemas.microsoft.com/office/word/2018/wordml" xmlns:w16sdtdh="http://schemas.microsoft.com/office/word/2020/wordml/sdtdatahash" xmlns:w16se="http://schemas.microsoft.com/office/word/2015/wordml/symex" xmlns:wpg="http://schemas.microsoft.com/office/word/2010/wordprocessingGroup" xmlns:wpi="http://schemas.microsoft.com/office/word/2010/wordprocessingInk" xmlns:wne="http://schemas.microsoft.com/office/word/2006/wordml" xmlns:wps="http://schemas.microsoft.com/office/word/2010/wordprocessingShape" mc:Ignorable="w14 w15 w16se w16cid w16 w16cex w16sdtdh wp14">
+<w:document xmlns:wpc="http://schemas.microsoft.com/office/word/2010/wordprocessingCanvas" xmlns:cx="http://schemas.microsoft.com/office/drawing/2014/chartex" xmlns:cx1="http://schemas.microsoft.com/office/drawing/2015/9/8/chartex" xmlns:cx2="http://schemas.microsoft.com/office/drawing/2015/10/21/chartex" xmlns:cx3="http://schemas.microsoft.com/office/drawing/2016/5/9/chartex" xmlns:cx4="http://schemas.microsoft.com/office/drawing/2016/5/10/chartex" xmlns:cx5="http://schemas.microsoft.com/office/drawing/2016/5/11/chartex" xmlns:cx6="http://schemas.microsoft.com/office/drawing/2016/5/12/chartex" xmlns:cx7="http://schemas.microsoft.com/office/drawing/2016/5/13/chartex" xmlns:cx8="http://schemas.microsoft.com/office/drawing/2016/5/14/chartex" xmlns:mc="http://schemas.openxmlformats.org/markup-compatibility/2006" xmlns:aink="http://schemas.microsoft.com/office/drawing/2016/ink" xmlns:am3d="http://schemas.microsoft.com/office/drawing/2017/model3d" xmlns:o="urn:schemas-microsoft-com:office:office" xmlns:oel="http://schemas.microsoft.com/office/2019/extlst" xmlns:r="http://schemas.openxmlformats.org/officeDocument/2006/relationships" xmlns:m="http://schemas.openxmlformats.org/officeDocument/2006/math" xmlns:v="urn:schemas-microsoft-com:vml" xmlns:wp14="http://schemas.microsoft.com/office/word/2010/wordprocessingDrawing" xmlns:wp="http://schemas.openxmlformats.org/drawingml/2006/wordprocessingDrawing" xmlns:w10="urn:schemas-microsoft-com:office:word" xmlns:w="http://schemas.openxmlformats.org/wordprocessingml/2006/main" xmlns:w14="http://schemas.microsoft.com/office/word/2010/wordml" xmlns:w15="http://schemas.microsoft.com/office/word/2012/wordml" xmlns:w16cex="http://schemas.microsoft.com/office/word/2018/wordml/cex" xmlns:w16cid="http://schemas.microsoft.com/office/word/2016/wordml/cid" xmlns:w16="http://schemas.microsoft.com/office/word/2018/wordml" xmlns:w16du="http://schemas.microsoft.com/office/word/2023/wordml/word16du" xmlns:w16sdtdh="http://schemas.microsoft.com/office/word/2020/wordml/sdtdatahash" xmlns:w16sdtfl="http://schemas.microsoft.com/office/word/2024/wordml/sdtformatlock" xmlns:w16se="http://schemas.microsoft.com/office/word/2015/wordml/symex" xmlns:wpg="http://schemas.microsoft.com/office/word/2010/wordprocessingGroup" xmlns:wpi="http://schemas.microsoft.com/office/word/2010/wordprocessingInk" xmlns:wne="http://schemas.microsoft.com/office/word/2006/wordml" xmlns:wps="http://schemas.microsoft.com/office/word/2010/wordprocessingShape" mc:Ignorable="w14 w15 w16se w16cid w16 w16cex w16sdtdh w16sdtfl w16du wp14">
   <w:body>
     <w:p>
       <w:r>
@@ -87,11 +87,6 @@
       </w:r>
     </w:p>
     <w:p>
-      <w:pPr>
-        <w:rPr>
-          <w:rFonts w:hint="eastAsia"/>
-        </w:rPr>
-      </w:pPr>
       <w:r>
         <w:rPr>
           <w:rFonts w:hint="eastAsia"/>
@@ -115,11 +110,6 @@
       </w:r>
     </w:p>
     <w:p>
-      <w:pPr>
-        <w:rPr>
-          <w:rFonts w:hint="eastAsia"/>
-        </w:rPr>
-      </w:pPr>
       <w:r>
         <w:rPr>
           <w:rFonts w:hint="eastAsia"/>
@@ -217,17 +207,44 @@
     </w:p>
     <w:p>
       <w:pPr>
-        <w:pStyle w:val="aff2"/>
-        <w:ind w:firstLine="480"/>
+        <w:pStyle w:val="RC"/>
+        <w:adjustRightInd w:val="0"/>
         <w:rPr>
-          <w:szCs w:val="24"/>
+          <w:rFonts w:cs="Times New Roman"/>
         </w:rPr>
       </w:pPr>
       <w:r>
         <w:rPr>
-          <w:szCs w:val="24"/>
+          <w:rFonts w:cs="Times New Roman" w:hint="eastAsia"/>
         </w:rPr>
-        <w:t>系统内各软件总体情况如下表所示。</w:t>
+        <w:t>本次</w:t>
+      </w:r>
+      <w:r>
+        <w:t>测评对象</w:t>
+      </w:r>
+      <w:r>
+        <w:rPr>
+          <w:rFonts w:hint="eastAsia"/>
+        </w:rPr>
+        <w:t>{</w:t>
+      </w:r>
+      <w:r>
+        <w:t>{project_name}}</w:t>
+      </w:r>
+      <w:r>
+        <w:t>配置项基本信息见下</w:t>
+      </w:r>
+      <w:r>
+        <w:rPr>
+          <w:rFonts w:hint="eastAsia"/>
+        </w:rPr>
+        <w:t>表所示</w:t>
+      </w:r>
+      <w:r>
+        <w:rPr>
+          <w:rFonts w:cs="Times New Roman"/>
+        </w:rPr>
+        <w:t>。</w:t>
       </w:r>
     </w:p>
     <w:p>
@@ -239,9 +256,6 @@
           <w:szCs w:val="21"/>
         </w:rPr>
       </w:pPr>
-      <w:bookmarkStart w:id="0" w:name="_Ref488752853"/>
-      <w:bookmarkStart w:id="1" w:name="_Toc489719246"/>
-      <w:bookmarkStart w:id="2" w:name="_Toc89428126"/>
       <w:r>
         <w:rPr>
           <w:rFonts w:eastAsia="黑体"/>
@@ -333,7 +347,7 @@
           <w:noProof/>
           <w:szCs w:val="21"/>
         </w:rPr>
-        <w:t>4</w:t>
+        <w:t>1</w:t>
       </w:r>
       <w:r>
         <w:rPr>
@@ -342,7 +356,6 @@
         </w:rPr>
         <w:fldChar w:fldCharType="end"/>
       </w:r>
-      <w:bookmarkEnd w:id="0"/>
       <w:r>
         <w:rPr>
           <w:rFonts w:eastAsia="黑体"/>
@@ -350,13 +363,10 @@
         </w:rPr>
         <w:t>被测软件基本信息表</w:t>
       </w:r>
-      <w:bookmarkEnd w:id="1"/>
-      <w:bookmarkEnd w:id="2"/>
     </w:p>
     <w:tbl>
       <w:tblPr>
-        <w:tblStyle w:val="afd"/>
-        <w:tblW w:w="5000" w:type="pct"/>
+        <w:tblW w:w="0" w:type="auto"/>
         <w:tblBorders>
           <w:top w:val="single" w:sz="12" w:space="0" w:color="auto"/>
           <w:left w:val="single" w:sz="12" w:space="0" w:color="auto"/>
@@ -365,47 +375,46 @@
           <w:insideH w:val="single" w:sz="6" w:space="0" w:color="auto"/>
           <w:insideV w:val="single" w:sz="6" w:space="0" w:color="auto"/>
         </w:tblBorders>
-        <w:tblCellMar>
-          <w:top w:w="57" w:type="dxa"/>
-          <w:bottom w:w="57" w:type="dxa"/>
-        </w:tblCellMar>
-        <w:tblLook w:val="04A0" w:firstRow="1" w:lastRow="0" w:firstColumn="1" w:lastColumn="0" w:noHBand="0" w:noVBand="1"/>
+        <w:tblLayout w:type="fixed"/>
+        <w:tblLook w:val="0000" w:firstRow="0" w:lastRow="0" w:firstColumn="0" w:lastColumn="0" w:noHBand="0" w:noVBand="0"/>
       </w:tblPr>
       <w:tblGrid>
-        <w:gridCol w:w="312"/>
-        <w:gridCol w:w="924"/>
-        <w:gridCol w:w="924"/>
-        <w:gridCol w:w="758"/>
-        <w:gridCol w:w="940"/>
-        <w:gridCol w:w="700"/>
-        <w:gridCol w:w="732"/>
-        <w:gridCol w:w="748"/>
-        <w:gridCol w:w="684"/>
-        <w:gridCol w:w="807"/>
-        <w:gridCol w:w="774"/>
-        <w:gridCol w:w="737"/>
+        <w:gridCol w:w="386"/>
+        <w:gridCol w:w="1465"/>
+        <w:gridCol w:w="1465"/>
+        <w:gridCol w:w="1173"/>
+        <w:gridCol w:w="1494"/>
+        <w:gridCol w:w="1070"/>
+        <w:gridCol w:w="1126"/>
+        <w:gridCol w:w="1155"/>
+        <w:gridCol w:w="1042"/>
+        <w:gridCol w:w="1258"/>
+        <w:gridCol w:w="1202"/>
+        <w:gridCol w:w="1136"/>
       </w:tblGrid>
       <w:tr>
         <w:trPr>
-          <w:cnfStyle w:val="100000000000" w:firstRow="1" w:lastRow="0" w:firstColumn="0" w:lastColumn="0" w:oddVBand="0" w:evenVBand="0" w:oddHBand="0" w:evenHBand="0" w:firstRowFirstColumn="0" w:firstRowLastColumn="0" w:lastRowFirstColumn="0" w:lastRowLastColumn="0"/>
+          <w:trHeight w:val="340"/>
         </w:trPr>
         <w:tc>
           <w:tcPr>
-            <w:tcW w:w="245" w:type="pct"/>
+            <w:tcW w:w="386" w:type="dxa"/>
+            <w:vAlign w:val="center"/>
           </w:tcPr>
           <w:p>
             <w:pPr>
+              <w:tabs>
+                <w:tab w:val="left" w:pos="6706"/>
+              </w:tabs>
               <w:jc w:val="center"/>
               <w:rPr>
                 <w:rFonts w:eastAsia="黑体"/>
-                <w:b w:val="0"/>
                 <w:szCs w:val="21"/>
               </w:rPr>
             </w:pPr>
             <w:r>
               <w:rPr>
                 <w:rFonts w:eastAsia="黑体"/>
-                <w:b w:val="0"/>
                 <w:szCs w:val="21"/>
               </w:rPr>
               <w:t>序号</w:t>
@@ -414,21 +423,23 @@
         </w:tc>
         <w:tc>
           <w:tcPr>
-            <w:tcW w:w="588" w:type="pct"/>
+            <w:tcW w:w="1465" w:type="dxa"/>
+            <w:vAlign w:val="center"/>
           </w:tcPr>
           <w:p>
             <w:pPr>
+              <w:tabs>
+                <w:tab w:val="left" w:pos="6706"/>
+              </w:tabs>
               <w:jc w:val="center"/>
               <w:rPr>
                 <w:rFonts w:eastAsia="黑体"/>
-                <w:b w:val="0"/>
                 <w:szCs w:val="21"/>
               </w:rPr>
             </w:pPr>
             <w:r>
               <w:rPr>
                 <w:rFonts w:eastAsia="黑体"/>
-                <w:b w:val="0"/>
                 <w:szCs w:val="21"/>
               </w:rPr>
               <w:t>软件所在子系统</w:t>
@@ -436,7 +447,6 @@
             <w:r>
               <w:rPr>
                 <w:rFonts w:eastAsia="黑体"/>
-                <w:b w:val="0"/>
                 <w:szCs w:val="21"/>
               </w:rPr>
               <w:t>/</w:t>
@@ -444,7 +454,6 @@
             <w:r>
               <w:rPr>
                 <w:rFonts w:eastAsia="黑体"/>
-                <w:b w:val="0"/>
                 <w:szCs w:val="21"/>
               </w:rPr>
               <w:t>设备名称</w:t>
@@ -453,21 +462,23 @@
         </w:tc>
         <w:tc>
           <w:tcPr>
-            <w:tcW w:w="418" w:type="pct"/>
+            <w:tcW w:w="1465" w:type="dxa"/>
+            <w:vAlign w:val="center"/>
           </w:tcPr>
           <w:p>
             <w:pPr>
+              <w:tabs>
+                <w:tab w:val="left" w:pos="6706"/>
+              </w:tabs>
               <w:jc w:val="center"/>
               <w:rPr>
                 <w:rFonts w:eastAsia="黑体"/>
-                <w:b w:val="0"/>
                 <w:szCs w:val="21"/>
               </w:rPr>
             </w:pPr>
             <w:r>
               <w:rPr>
                 <w:rFonts w:eastAsia="黑体"/>
-                <w:b w:val="0"/>
                 <w:szCs w:val="21"/>
               </w:rPr>
               <w:t>软件名称</w:t>
@@ -476,21 +487,23 @@
         </w:tc>
         <w:tc>
           <w:tcPr>
-            <w:tcW w:w="325" w:type="pct"/>
+            <w:tcW w:w="1173" w:type="dxa"/>
+            <w:vAlign w:val="center"/>
           </w:tcPr>
           <w:p>
             <w:pPr>
+              <w:tabs>
+                <w:tab w:val="left" w:pos="6706"/>
+              </w:tabs>
               <w:jc w:val="center"/>
               <w:rPr>
                 <w:rFonts w:eastAsia="黑体"/>
-                <w:b w:val="0"/>
                 <w:szCs w:val="21"/>
               </w:rPr>
             </w:pPr>
             <w:r>
               <w:rPr>
                 <w:rFonts w:eastAsia="黑体"/>
-                <w:b w:val="0"/>
                 <w:szCs w:val="21"/>
               </w:rPr>
               <w:t>软件类型</w:t>
@@ -499,21 +512,23 @@
         </w:tc>
         <w:tc>
           <w:tcPr>
-            <w:tcW w:w="419" w:type="pct"/>
+            <w:tcW w:w="1494" w:type="dxa"/>
+            <w:vAlign w:val="center"/>
           </w:tcPr>
           <w:p>
             <w:pPr>
+              <w:tabs>
+                <w:tab w:val="left" w:pos="6706"/>
+              </w:tabs>
               <w:jc w:val="center"/>
               <w:rPr>
                 <w:rFonts w:eastAsia="黑体"/>
-                <w:b w:val="0"/>
                 <w:szCs w:val="21"/>
               </w:rPr>
             </w:pPr>
             <w:r>
               <w:rPr>
                 <w:rFonts w:eastAsia="黑体"/>
-                <w:b w:val="0"/>
                 <w:szCs w:val="21"/>
               </w:rPr>
               <w:t>重要</w:t>
@@ -521,7 +536,6 @@
             <w:r>
               <w:rPr>
                 <w:rFonts w:eastAsia="黑体"/>
-                <w:b w:val="0"/>
                 <w:szCs w:val="21"/>
               </w:rPr>
               <w:t>/</w:t>
@@ -529,7 +543,6 @@
             <w:r>
               <w:rPr>
                 <w:rFonts w:eastAsia="黑体"/>
-                <w:b w:val="0"/>
                 <w:szCs w:val="21"/>
               </w:rPr>
               <w:t>安全等级</w:t>
@@ -538,21 +551,23 @@
         </w:tc>
         <w:tc>
           <w:tcPr>
-            <w:tcW w:w="512" w:type="pct"/>
+            <w:tcW w:w="1070" w:type="dxa"/>
+            <w:vAlign w:val="center"/>
           </w:tcPr>
           <w:p>
             <w:pPr>
+              <w:tabs>
+                <w:tab w:val="left" w:pos="6706"/>
+              </w:tabs>
               <w:jc w:val="center"/>
               <w:rPr>
                 <w:rFonts w:eastAsia="黑体"/>
-                <w:b w:val="0"/>
                 <w:szCs w:val="21"/>
               </w:rPr>
             </w:pPr>
             <w:r>
               <w:rPr>
                 <w:rFonts w:eastAsia="黑体"/>
-                <w:b w:val="0"/>
                 <w:szCs w:val="21"/>
               </w:rPr>
               <w:t>运行环境</w:t>
@@ -561,21 +576,23 @@
         </w:tc>
         <w:tc>
           <w:tcPr>
-            <w:tcW w:w="419" w:type="pct"/>
+            <w:tcW w:w="1126" w:type="dxa"/>
+            <w:vAlign w:val="center"/>
           </w:tcPr>
           <w:p>
             <w:pPr>
+              <w:tabs>
+                <w:tab w:val="left" w:pos="6706"/>
+              </w:tabs>
               <w:jc w:val="center"/>
               <w:rPr>
                 <w:rFonts w:eastAsia="黑体"/>
-                <w:b w:val="0"/>
                 <w:szCs w:val="21"/>
               </w:rPr>
             </w:pPr>
             <w:r>
               <w:rPr>
                 <w:rFonts w:eastAsia="黑体"/>
-                <w:b w:val="0"/>
                 <w:szCs w:val="21"/>
               </w:rPr>
               <w:t>开发环境</w:t>
@@ -584,21 +601,23 @@
         </w:tc>
         <w:tc>
           <w:tcPr>
-            <w:tcW w:w="512" w:type="pct"/>
+            <w:tcW w:w="1155" w:type="dxa"/>
+            <w:vAlign w:val="center"/>
           </w:tcPr>
           <w:p>
             <w:pPr>
+              <w:tabs>
+                <w:tab w:val="left" w:pos="6706"/>
+              </w:tabs>
               <w:jc w:val="center"/>
               <w:rPr>
                 <w:rFonts w:eastAsia="黑体"/>
-                <w:b w:val="0"/>
                 <w:szCs w:val="21"/>
               </w:rPr>
             </w:pPr>
             <w:r>
               <w:rPr>
                 <w:rFonts w:eastAsia="黑体"/>
-                <w:b w:val="0"/>
                 <w:szCs w:val="21"/>
               </w:rPr>
               <w:t>编程语言</w:t>
@@ -607,21 +626,23 @@
         </w:tc>
         <w:tc>
           <w:tcPr>
-            <w:tcW w:w="325" w:type="pct"/>
+            <w:tcW w:w="1042" w:type="dxa"/>
+            <w:vAlign w:val="center"/>
           </w:tcPr>
           <w:p>
             <w:pPr>
+              <w:tabs>
+                <w:tab w:val="left" w:pos="6706"/>
+              </w:tabs>
               <w:jc w:val="center"/>
               <w:rPr>
                 <w:rFonts w:eastAsia="黑体"/>
-                <w:b w:val="0"/>
                 <w:szCs w:val="21"/>
               </w:rPr>
             </w:pPr>
             <w:r>
               <w:rPr>
                 <w:rFonts w:eastAsia="黑体"/>
-                <w:b w:val="0"/>
                 <w:szCs w:val="21"/>
               </w:rPr>
               <w:t>版本</w:t>
@@ -630,21 +651,21 @@
         </w:tc>
         <w:tc>
           <w:tcPr>
-            <w:tcW w:w="541" w:type="pct"/>
+            <w:tcW w:w="1258" w:type="dxa"/>
+            <w:vAlign w:val="center"/>
           </w:tcPr>
           <w:p>
             <w:pPr>
               <w:jc w:val="center"/>
               <w:rPr>
                 <w:rFonts w:eastAsia="黑体"/>
-                <w:b w:val="0"/>
+                <w:b/>
                 <w:szCs w:val="21"/>
               </w:rPr>
             </w:pPr>
             <w:r>
               <w:rPr>
                 <w:rFonts w:eastAsia="黑体"/>
-                <w:b w:val="0"/>
                 <w:szCs w:val="21"/>
               </w:rPr>
               <w:t>代码规模</w:t>
@@ -652,17 +673,18 @@
           </w:p>
           <w:p>
             <w:pPr>
+              <w:tabs>
+                <w:tab w:val="left" w:pos="6706"/>
+              </w:tabs>
               <w:jc w:val="center"/>
               <w:rPr>
                 <w:rFonts w:eastAsia="黑体"/>
-                <w:b w:val="0"/>
                 <w:szCs w:val="21"/>
               </w:rPr>
             </w:pPr>
             <w:r>
               <w:rPr>
                 <w:rFonts w:eastAsia="黑体"/>
-                <w:b w:val="0"/>
                 <w:szCs w:val="21"/>
               </w:rPr>
               <w:t>（软件规模</w:t>
@@ -670,7 +692,6 @@
             <w:r>
               <w:rPr>
                 <w:rFonts w:eastAsia="黑体"/>
-                <w:b w:val="0"/>
                 <w:szCs w:val="21"/>
               </w:rPr>
               <w:t>/</w:t>
@@ -678,7 +699,6 @@
             <w:r>
               <w:rPr>
                 <w:rFonts w:eastAsia="黑体"/>
-                <w:b w:val="0"/>
                 <w:szCs w:val="21"/>
               </w:rPr>
               <w:t>代码行）</w:t>
@@ -687,21 +707,23 @@
         </w:tc>
         <w:tc>
           <w:tcPr>
-            <w:tcW w:w="291" w:type="pct"/>
+            <w:tcW w:w="1202" w:type="dxa"/>
+            <w:vAlign w:val="center"/>
           </w:tcPr>
           <w:p>
             <w:pPr>
+              <w:tabs>
+                <w:tab w:val="left" w:pos="6706"/>
+              </w:tabs>
               <w:jc w:val="center"/>
               <w:rPr>
                 <w:rFonts w:eastAsia="黑体"/>
-                <w:b w:val="0"/>
                 <w:szCs w:val="21"/>
               </w:rPr>
             </w:pPr>
             <w:r>
               <w:rPr>
                 <w:rFonts w:eastAsia="黑体"/>
-                <w:b w:val="0"/>
                 <w:szCs w:val="21"/>
               </w:rPr>
               <w:t>接收日期</w:t>
@@ -710,21 +732,23 @@
         </w:tc>
         <w:tc>
           <w:tcPr>
-            <w:tcW w:w="403" w:type="pct"/>
+            <w:tcW w:w="1136" w:type="dxa"/>
+            <w:vAlign w:val="center"/>
           </w:tcPr>
           <w:p>
             <w:pPr>
+              <w:tabs>
+                <w:tab w:val="left" w:pos="6706"/>
+              </w:tabs>
               <w:jc w:val="center"/>
               <w:rPr>
                 <w:rFonts w:eastAsia="黑体"/>
-                <w:b w:val="0"/>
                 <w:szCs w:val="21"/>
               </w:rPr>
             </w:pPr>
             <w:r>
               <w:rPr>
                 <w:rFonts w:eastAsia="黑体"/>
-                <w:b w:val="0"/>
                 <w:szCs w:val="21"/>
               </w:rPr>
               <w:t>研制单位</w:t>
@@ -733,9 +757,13 @@
         </w:tc>
       </w:tr>
       <w:tr>
+        <w:trPr>
+          <w:trHeight w:val="340"/>
+        </w:trPr>
         <w:tc>
           <w:tcPr>
-            <w:tcW w:w="245" w:type="pct"/>
+            <w:tcW w:w="386" w:type="dxa"/>
+            <w:vAlign w:val="center"/>
           </w:tcPr>
           <w:p>
             <w:pPr>
@@ -753,10 +781,12 @@
         </w:tc>
         <w:tc>
           <w:tcPr>
-            <w:tcW w:w="588" w:type="pct"/>
+            <w:tcW w:w="1465" w:type="dxa"/>
+            <w:vAlign w:val="center"/>
           </w:tcPr>
           <w:p>
             <w:pPr>
+              <w:jc w:val="center"/>
               <w:rPr>
                 <w:szCs w:val="21"/>
               </w:rPr>
@@ -778,10 +808,12 @@
         </w:tc>
         <w:tc>
           <w:tcPr>
-            <w:tcW w:w="418" w:type="pct"/>
+            <w:tcW w:w="1465" w:type="dxa"/>
+            <w:vAlign w:val="center"/>
           </w:tcPr>
           <w:p>
             <w:pPr>
+              <w:jc w:val="center"/>
               <w:rPr>
                 <w:szCs w:val="21"/>
               </w:rPr>
@@ -803,7 +835,8 @@
         </w:tc>
         <w:tc>
           <w:tcPr>
-            <w:tcW w:w="325" w:type="pct"/>
+            <w:tcW w:w="1173" w:type="dxa"/>
+            <w:vAlign w:val="center"/>
           </w:tcPr>
           <w:p>
             <w:pPr>
@@ -823,12 +856,14 @@
         </w:tc>
         <w:tc>
           <w:tcPr>
-            <w:tcW w:w="419" w:type="pct"/>
+            <w:tcW w:w="1494" w:type="dxa"/>
+            <w:vAlign w:val="center"/>
           </w:tcPr>
           <w:p>
             <w:pPr>
+              <w:jc w:val="center"/>
               <w:rPr>
-                <w:szCs w:val="21"/>
+                <w:szCs w:val="24"/>
               </w:rPr>
             </w:pPr>
             <w:r>
@@ -863,12 +898,14 @@
         </w:tc>
         <w:tc>
           <w:tcPr>
-            <w:tcW w:w="512" w:type="pct"/>
+            <w:tcW w:w="1070" w:type="dxa"/>
+            <w:vAlign w:val="center"/>
           </w:tcPr>
           <w:p>
             <w:pPr>
+              <w:jc w:val="center"/>
               <w:rPr>
-                <w:szCs w:val="21"/>
+                <w:szCs w:val="24"/>
               </w:rPr>
             </w:pPr>
             <w:r>
@@ -876,25 +913,20 @@
                 <w:rFonts w:hint="eastAsia"/>
                 <w:szCs w:val="21"/>
               </w:rPr>
-              <w:t>{</w:t>
-            </w:r>
-            <w:r>
-              <w:rPr>
-                <w:rFonts w:hint="eastAsia"/>
-                <w:szCs w:val="21"/>
-              </w:rPr>
-              <w:t>{runtime}}</w:t>
+              <w:t>{{runtime}}</w:t>
             </w:r>
           </w:p>
         </w:tc>
         <w:tc>
           <w:tcPr>
-            <w:tcW w:w="419" w:type="pct"/>
+            <w:tcW w:w="1126" w:type="dxa"/>
+            <w:vAlign w:val="center"/>
           </w:tcPr>
           <w:p>
             <w:pPr>
+              <w:jc w:val="center"/>
               <w:rPr>
-                <w:szCs w:val="21"/>
+                <w:szCs w:val="24"/>
               </w:rPr>
             </w:pPr>
             <w:r>
@@ -908,13 +940,14 @@
         </w:tc>
         <w:tc>
           <w:tcPr>
-            <w:tcW w:w="512" w:type="pct"/>
+            <w:tcW w:w="1155" w:type="dxa"/>
+            <w:vAlign w:val="center"/>
           </w:tcPr>
           <w:p>
             <w:pPr>
               <w:jc w:val="center"/>
               <w:rPr>
-                <w:szCs w:val="21"/>
+                <w:szCs w:val="24"/>
               </w:rPr>
             </w:pPr>
             <w:r>
@@ -943,13 +976,14 @@
         </w:tc>
         <w:tc>
           <w:tcPr>
-            <w:tcW w:w="325" w:type="pct"/>
+            <w:tcW w:w="1042" w:type="dxa"/>
+            <w:vAlign w:val="center"/>
           </w:tcPr>
           <w:p>
             <w:pPr>
               <w:jc w:val="center"/>
               <w:rPr>
-                <w:szCs w:val="21"/>
+                <w:szCs w:val="24"/>
               </w:rPr>
             </w:pPr>
             <w:r>
@@ -969,12 +1003,14 @@
         </w:tc>
         <w:tc>
           <w:tcPr>
-            <w:tcW w:w="541" w:type="pct"/>
+            <w:tcW w:w="1258" w:type="dxa"/>
+            <w:vAlign w:val="center"/>
           </w:tcPr>
           <w:p>
             <w:pPr>
+              <w:jc w:val="center"/>
               <w:rPr>
-                <w:szCs w:val="21"/>
+                <w:szCs w:val="24"/>
               </w:rPr>
             </w:pPr>
             <w:r>
@@ -994,12 +1030,14 @@
         </w:tc>
         <w:tc>
           <w:tcPr>
-            <w:tcW w:w="291" w:type="pct"/>
+            <w:tcW w:w="1202" w:type="dxa"/>
+            <w:vAlign w:val="center"/>
           </w:tcPr>
           <w:p>
             <w:pPr>
+              <w:jc w:val="center"/>
               <w:rPr>
-                <w:szCs w:val="21"/>
+                <w:szCs w:val="24"/>
               </w:rPr>
             </w:pPr>
             <w:r>
@@ -1028,12 +1066,14 @@
         </w:tc>
         <w:tc>
           <w:tcPr>
-            <w:tcW w:w="403" w:type="pct"/>
+            <w:tcW w:w="1136" w:type="dxa"/>
+            <w:vAlign w:val="center"/>
           </w:tcPr>
           <w:p>
             <w:pPr>
+              <w:jc w:val="center"/>
               <w:rPr>
-                <w:szCs w:val="21"/>
+                <w:szCs w:val="24"/>
               </w:rPr>
             </w:pPr>
             <w:r>
@@ -1071,7 +1111,7 @@
       <w:headerReference w:type="even" r:id="rId8"/>
       <w:footerReference w:type="even" r:id="rId9"/>
       <w:type w:val="nextColumn"/>
-      <w:pgSz w:w="11906" w:h="16838" w:code="9"/>
+      <w:pgSz w:w="16838" w:h="11906" w:orient="landscape" w:code="9"/>
       <w:pgMar w:top="1418" w:right="1418" w:bottom="1418" w:left="1418" w:header="851" w:footer="992" w:gutter="0"/>
       <w:cols w:space="425"/>
       <w:docGrid w:type="lines" w:linePitch="312"/>
@@ -1081,7 +1121,7 @@
 </file>
 
 <file path=word/endnotes.xml><?xml version="1.0" encoding="utf-8"?>
-<w:endnotes xmlns:wpc="http://schemas.microsoft.com/office/word/2010/wordprocessingCanvas" xmlns:cx="http://schemas.microsoft.com/office/drawing/2014/chartex" xmlns:cx1="http://schemas.microsoft.com/office/drawing/2015/9/8/chartex" xmlns:cx2="http://schemas.microsoft.com/office/drawing/2015/10/21/chartex" xmlns:cx3="http://schemas.microsoft.com/office/drawing/2016/5/9/chartex" xmlns:cx4="http://schemas.microsoft.com/office/drawing/2016/5/10/chartex" xmlns:cx5="http://schemas.microsoft.com/office/drawing/2016/5/11/chartex" xmlns:cx6="http://schemas.microsoft.com/office/drawing/2016/5/12/chartex" xmlns:cx7="http://schemas.microsoft.com/office/drawing/2016/5/13/chartex" xmlns:cx8="http://schemas.microsoft.com/office/drawing/2016/5/14/chartex" xmlns:mc="http://schemas.openxmlformats.org/markup-compatibility/2006" xmlns:aink="http://schemas.microsoft.com/office/drawing/2016/ink" xmlns:am3d="http://schemas.microsoft.com/office/drawing/2017/model3d" xmlns:o="urn:schemas-microsoft-com:office:office" xmlns:oel="http://schemas.microsoft.com/office/2019/extlst" xmlns:r="http://schemas.openxmlformats.org/officeDocument/2006/relationships" xmlns:m="http://schemas.openxmlformats.org/officeDocument/2006/math" xmlns:v="urn:schemas-microsoft-com:vml" xmlns:wp14="http://schemas.microsoft.com/office/word/2010/wordprocessingDrawing" xmlns:wp="http://schemas.openxmlformats.org/drawingml/2006/wordprocessingDrawing" xmlns:w10="urn:schemas-microsoft-com:office:word" xmlns:w="http://schemas.openxmlformats.org/wordprocessingml/2006/main" xmlns:w14="http://schemas.microsoft.com/office/word/2010/wordml" xmlns:w15="http://schemas.microsoft.com/office/word/2012/wordml" xmlns:w16cex="http://schemas.microsoft.com/office/word/2018/wordml/cex" xmlns:w16cid="http://schemas.microsoft.com/office/word/2016/wordml/cid" xmlns:w16="http://schemas.microsoft.com/office/word/2018/wordml" xmlns:w16sdtdh="http://schemas.microsoft.com/office/word/2020/wordml/sdtdatahash" xmlns:w16se="http://schemas.microsoft.com/office/word/2015/wordml/symex" xmlns:wpg="http://schemas.microsoft.com/office/word/2010/wordprocessingGroup" xmlns:wpi="http://schemas.microsoft.com/office/word/2010/wordprocessingInk" xmlns:wne="http://schemas.microsoft.com/office/word/2006/wordml" xmlns:wps="http://schemas.microsoft.com/office/word/2010/wordprocessingShape" mc:Ignorable="w14 w15 w16se w16cid w16 w16cex w16sdtdh wp14">
+<w:endnotes xmlns:wpc="http://schemas.microsoft.com/office/word/2010/wordprocessingCanvas" xmlns:cx="http://schemas.microsoft.com/office/drawing/2014/chartex" xmlns:cx1="http://schemas.microsoft.com/office/drawing/2015/9/8/chartex" xmlns:cx2="http://schemas.microsoft.com/office/drawing/2015/10/21/chartex" xmlns:cx3="http://schemas.microsoft.com/office/drawing/2016/5/9/chartex" xmlns:cx4="http://schemas.microsoft.com/office/drawing/2016/5/10/chartex" xmlns:cx5="http://schemas.microsoft.com/office/drawing/2016/5/11/chartex" xmlns:cx6="http://schemas.microsoft.com/office/drawing/2016/5/12/chartex" xmlns:cx7="http://schemas.microsoft.com/office/drawing/2016/5/13/chartex" xmlns:cx8="http://schemas.microsoft.com/office/drawing/2016/5/14/chartex" xmlns:mc="http://schemas.openxmlformats.org/markup-compatibility/2006" xmlns:aink="http://schemas.microsoft.com/office/drawing/2016/ink" xmlns:am3d="http://schemas.microsoft.com/office/drawing/2017/model3d" xmlns:o="urn:schemas-microsoft-com:office:office" xmlns:oel="http://schemas.microsoft.com/office/2019/extlst" xmlns:r="http://schemas.openxmlformats.org/officeDocument/2006/relationships" xmlns:m="http://schemas.openxmlformats.org/officeDocument/2006/math" xmlns:v="urn:schemas-microsoft-com:vml" xmlns:wp14="http://schemas.microsoft.com/office/word/2010/wordprocessingDrawing" xmlns:wp="http://schemas.openxmlformats.org/drawingml/2006/wordprocessingDrawing" xmlns:w10="urn:schemas-microsoft-com:office:word" xmlns:w="http://schemas.openxmlformats.org/wordprocessingml/2006/main" xmlns:w14="http://schemas.microsoft.com/office/word/2010/wordml" xmlns:w15="http://schemas.microsoft.com/office/word/2012/wordml" xmlns:w16cex="http://schemas.microsoft.com/office/word/2018/wordml/cex" xmlns:w16cid="http://schemas.microsoft.com/office/word/2016/wordml/cid" xmlns:w16="http://schemas.microsoft.com/office/word/2018/wordml" xmlns:w16du="http://schemas.microsoft.com/office/word/2023/wordml/word16du" xmlns:w16sdtdh="http://schemas.microsoft.com/office/word/2020/wordml/sdtdatahash" xmlns:w16sdtfl="http://schemas.microsoft.com/office/word/2024/wordml/sdtformatlock" xmlns:w16se="http://schemas.microsoft.com/office/word/2015/wordml/symex" xmlns:wpg="http://schemas.microsoft.com/office/word/2010/wordprocessingGroup" xmlns:wpi="http://schemas.microsoft.com/office/word/2010/wordprocessingInk" xmlns:wne="http://schemas.microsoft.com/office/word/2006/wordml" xmlns:wps="http://schemas.microsoft.com/office/word/2010/wordprocessingShape" mc:Ignorable="w14 w15 w16se w16cid w16 w16cex w16sdtdh w16sdtfl w16du wp14">
   <w:endnote w:type="separator" w:id="-1">
     <w:p>
       <w:r>
@@ -1100,7 +1140,7 @@
 </file>
 
 <file path=word/footer1.xml><?xml version="1.0" encoding="utf-8"?>
-<w:ftr xmlns:wpc="http://schemas.microsoft.com/office/word/2010/wordprocessingCanvas" xmlns:cx="http://schemas.microsoft.com/office/drawing/2014/chartex" xmlns:cx1="http://schemas.microsoft.com/office/drawing/2015/9/8/chartex" xmlns:cx2="http://schemas.microsoft.com/office/drawing/2015/10/21/chartex" xmlns:cx3="http://schemas.microsoft.com/office/drawing/2016/5/9/chartex" xmlns:cx4="http://schemas.microsoft.com/office/drawing/2016/5/10/chartex" xmlns:cx5="http://schemas.microsoft.com/office/drawing/2016/5/11/chartex" xmlns:cx6="http://schemas.microsoft.com/office/drawing/2016/5/12/chartex" xmlns:cx7="http://schemas.microsoft.com/office/drawing/2016/5/13/chartex" xmlns:cx8="http://schemas.microsoft.com/office/drawing/2016/5/14/chartex" xmlns:mc="http://schemas.openxmlformats.org/markup-compatibility/2006" xmlns:aink="http://schemas.microsoft.com/office/drawing/2016/ink" xmlns:am3d="http://schemas.microsoft.com/office/drawing/2017/model3d" xmlns:o="urn:schemas-microsoft-com:office:office" xmlns:oel="http://schemas.microsoft.com/office/2019/extlst" xmlns:r="http://schemas.openxmlformats.org/officeDocument/2006/relationships" xmlns:m="http://schemas.openxmlformats.org/officeDocument/2006/math" xmlns:v="urn:schemas-microsoft-com:vml" xmlns:wp14="http://schemas.microsoft.com/office/word/2010/wordprocessingDrawing" xmlns:wp="http://schemas.openxmlformats.org/drawingml/2006/wordprocessingDrawing" xmlns:w10="urn:schemas-microsoft-com:office:word" xmlns:w="http://schemas.openxmlformats.org/wordprocessingml/2006/main" xmlns:w14="http://schemas.microsoft.com/office/word/2010/wordml" xmlns:w15="http://schemas.microsoft.com/office/word/2012/wordml" xmlns:w16cex="http://schemas.microsoft.com/office/word/2018/wordml/cex" xmlns:w16cid="http://schemas.microsoft.com/office/word/2016/wordml/cid" xmlns:w16="http://schemas.microsoft.com/office/word/2018/wordml" xmlns:w16sdtdh="http://schemas.microsoft.com/office/word/2020/wordml/sdtdatahash" xmlns:w16se="http://schemas.microsoft.com/office/word/2015/wordml/symex" xmlns:wpg="http://schemas.microsoft.com/office/word/2010/wordprocessingGroup" xmlns:wpi="http://schemas.microsoft.com/office/word/2010/wordprocessingInk" xmlns:wne="http://schemas.microsoft.com/office/word/2006/wordml" xmlns:wps="http://schemas.microsoft.com/office/word/2010/wordprocessingShape" mc:Ignorable="w14 w15 w16se w16cid w16 w16cex w16sdtdh wp14">
+<w:ftr xmlns:wpc="http://schemas.microsoft.com/office/word/2010/wordprocessingCanvas" xmlns:cx="http://schemas.microsoft.com/office/drawing/2014/chartex" xmlns:cx1="http://schemas.microsoft.com/office/drawing/2015/9/8/chartex" xmlns:cx2="http://schemas.microsoft.com/office/drawing/2015/10/21/chartex" xmlns:cx3="http://schemas.microsoft.com/office/drawing/2016/5/9/chartex" xmlns:cx4="http://schemas.microsoft.com/office/drawing/2016/5/10/chartex" xmlns:cx5="http://schemas.microsoft.com/office/drawing/2016/5/11/chartex" xmlns:cx6="http://schemas.microsoft.com/office/drawing/2016/5/12/chartex" xmlns:cx7="http://schemas.microsoft.com/office/drawing/2016/5/13/chartex" xmlns:cx8="http://schemas.microsoft.com/office/drawing/2016/5/14/chartex" xmlns:mc="http://schemas.openxmlformats.org/markup-compatibility/2006" xmlns:aink="http://schemas.microsoft.com/office/drawing/2016/ink" xmlns:am3d="http://schemas.microsoft.com/office/drawing/2017/model3d" xmlns:o="urn:schemas-microsoft-com:office:office" xmlns:oel="http://schemas.microsoft.com/office/2019/extlst" xmlns:r="http://schemas.openxmlformats.org/officeDocument/2006/relationships" xmlns:m="http://schemas.openxmlformats.org/officeDocument/2006/math" xmlns:v="urn:schemas-microsoft-com:vml" xmlns:wp14="http://schemas.microsoft.com/office/word/2010/wordprocessingDrawing" xmlns:wp="http://schemas.openxmlformats.org/drawingml/2006/wordprocessingDrawing" xmlns:w10="urn:schemas-microsoft-com:office:word" xmlns:w="http://schemas.openxmlformats.org/wordprocessingml/2006/main" xmlns:w14="http://schemas.microsoft.com/office/word/2010/wordml" xmlns:w15="http://schemas.microsoft.com/office/word/2012/wordml" xmlns:w16cex="http://schemas.microsoft.com/office/word/2018/wordml/cex" xmlns:w16cid="http://schemas.microsoft.com/office/word/2016/wordml/cid" xmlns:w16="http://schemas.microsoft.com/office/word/2018/wordml" xmlns:w16du="http://schemas.microsoft.com/office/word/2023/wordml/word16du" xmlns:w16sdtdh="http://schemas.microsoft.com/office/word/2020/wordml/sdtdatahash" xmlns:w16sdtfl="http://schemas.microsoft.com/office/word/2024/wordml/sdtformatlock" xmlns:w16se="http://schemas.microsoft.com/office/word/2015/wordml/symex" xmlns:wpg="http://schemas.microsoft.com/office/word/2010/wordprocessingGroup" xmlns:wpi="http://schemas.microsoft.com/office/word/2010/wordprocessingInk" xmlns:wne="http://schemas.microsoft.com/office/word/2006/wordml" xmlns:wps="http://schemas.microsoft.com/office/word/2010/wordprocessingShape" mc:Ignorable="w14 w15 w16se w16cid w16 w16cex w16sdtdh w16sdtfl w16du wp14">
   <w:p>
     <w:pPr>
       <w:ind w:firstLine="360"/>
@@ -1110,7 +1150,7 @@
 </file>
 
 <file path=word/footnotes.xml><?xml version="1.0" encoding="utf-8"?>
-<w:footnotes xmlns:wpc="http://schemas.microsoft.com/office/word/2010/wordprocessingCanvas" xmlns:cx="http://schemas.microsoft.com/office/drawing/2014/chartex" xmlns:cx1="http://schemas.microsoft.com/office/drawing/2015/9/8/chartex" xmlns:cx2="http://schemas.microsoft.com/office/drawing/2015/10/21/chartex" xmlns:cx3="http://schemas.microsoft.com/office/drawing/2016/5/9/chartex" xmlns:cx4="http://schemas.microsoft.com/office/drawing/2016/5/10/chartex" xmlns:cx5="http://schemas.microsoft.com/office/drawing/2016/5/11/chartex" xmlns:cx6="http://schemas.microsoft.com/office/drawing/2016/5/12/chartex" xmlns:cx7="http://schemas.microsoft.com/office/drawing/2016/5/13/chartex" xmlns:cx8="http://schemas.microsoft.com/office/drawing/2016/5/14/chartex" xmlns:mc="http://schemas.openxmlformats.org/markup-compatibility/2006" xmlns:aink="http://schemas.microsoft.com/office/drawing/2016/ink" xmlns:am3d="http://schemas.microsoft.com/office/drawing/2017/model3d" xmlns:o="urn:schemas-microsoft-com:office:office" xmlns:oel="http://schemas.microsoft.com/office/2019/extlst" xmlns:r="http://schemas.openxmlformats.org/officeDocument/2006/relationships" xmlns:m="http://schemas.openxmlformats.org/officeDocument/2006/math" xmlns:v="urn:schemas-microsoft-com:vml" xmlns:wp14="http://schemas.microsoft.com/office/word/2010/wordprocessingDrawing" xmlns:wp="http://schemas.openxmlformats.org/drawingml/2006/wordprocessingDrawing" xmlns:w10="urn:schemas-microsoft-com:office:word" xmlns:w="http://schemas.openxmlformats.org/wordprocessingml/2006/main" xmlns:w14="http://schemas.microsoft.com/office/word/2010/wordml" xmlns:w15="http://schemas.microsoft.com/office/word/2012/wordml" xmlns:w16cex="http://schemas.microsoft.com/office/word/2018/wordml/cex" xmlns:w16cid="http://schemas.microsoft.com/office/word/2016/wordml/cid" xmlns:w16="http://schemas.microsoft.com/office/word/2018/wordml" xmlns:w16sdtdh="http://schemas.microsoft.com/office/word/2020/wordml/sdtdatahash" xmlns:w16se="http://schemas.microsoft.com/office/word/2015/wordml/symex" xmlns:wpg="http://schemas.microsoft.com/office/word/2010/wordprocessingGroup" xmlns:wpi="http://schemas.microsoft.com/office/word/2010/wordprocessingInk" xmlns:wne="http://schemas.microsoft.com/office/word/2006/wordml" xmlns:wps="http://schemas.microsoft.com/office/word/2010/wordprocessingShape" mc:Ignorable="w14 w15 w16se w16cid w16 w16cex w16sdtdh wp14">
+<w:footnotes xmlns:wpc="http://schemas.microsoft.com/office/word/2010/wordprocessingCanvas" xmlns:cx="http://schemas.microsoft.com/office/drawing/2014/chartex" xmlns:cx1="http://schemas.microsoft.com/office/drawing/2015/9/8/chartex" xmlns:cx2="http://schemas.microsoft.com/office/drawing/2015/10/21/chartex" xmlns:cx3="http://schemas.microsoft.com/office/drawing/2016/5/9/chartex" xmlns:cx4="http://schemas.microsoft.com/office/drawing/2016/5/10/chartex" xmlns:cx5="http://schemas.microsoft.com/office/drawing/2016/5/11/chartex" xmlns:cx6="http://schemas.microsoft.com/office/drawing/2016/5/12/chartex" xmlns:cx7="http://schemas.microsoft.com/office/drawing/2016/5/13/chartex" xmlns:cx8="http://schemas.microsoft.com/office/drawing/2016/5/14/chartex" xmlns:mc="http://schemas.openxmlformats.org/markup-compatibility/2006" xmlns:aink="http://schemas.microsoft.com/office/drawing/2016/ink" xmlns:am3d="http://schemas.microsoft.com/office/drawing/2017/model3d" xmlns:o="urn:schemas-microsoft-com:office:office" xmlns:oel="http://schemas.microsoft.com/office/2019/extlst" xmlns:r="http://schemas.openxmlformats.org/officeDocument/2006/relationships" xmlns:m="http://schemas.openxmlformats.org/officeDocument/2006/math" xmlns:v="urn:schemas-microsoft-com:vml" xmlns:wp14="http://schemas.microsoft.com/office/word/2010/wordprocessingDrawing" xmlns:wp="http://schemas.openxmlformats.org/drawingml/2006/wordprocessingDrawing" xmlns:w10="urn:schemas-microsoft-com:office:word" xmlns:w="http://schemas.openxmlformats.org/wordprocessingml/2006/main" xmlns:w14="http://schemas.microsoft.com/office/word/2010/wordml" xmlns:w15="http://schemas.microsoft.com/office/word/2012/wordml" xmlns:w16cex="http://schemas.microsoft.com/office/word/2018/wordml/cex" xmlns:w16cid="http://schemas.microsoft.com/office/word/2016/wordml/cid" xmlns:w16="http://schemas.microsoft.com/office/word/2018/wordml" xmlns:w16du="http://schemas.microsoft.com/office/word/2023/wordml/word16du" xmlns:w16sdtdh="http://schemas.microsoft.com/office/word/2020/wordml/sdtdatahash" xmlns:w16sdtfl="http://schemas.microsoft.com/office/word/2024/wordml/sdtformatlock" xmlns:w16se="http://schemas.microsoft.com/office/word/2015/wordml/symex" xmlns:wpg="http://schemas.microsoft.com/office/word/2010/wordprocessingGroup" xmlns:wpi="http://schemas.microsoft.com/office/word/2010/wordprocessingInk" xmlns:wne="http://schemas.microsoft.com/office/word/2006/wordml" xmlns:wps="http://schemas.microsoft.com/office/word/2010/wordprocessingShape" mc:Ignorable="w14 w15 w16se w16cid w16 w16cex w16sdtdh w16sdtfl w16du wp14">
   <w:footnote w:type="separator" w:id="-1">
     <w:p>
       <w:r>
@@ -1129,7 +1169,7 @@
 </file>
 
 <file path=word/header1.xml><?xml version="1.0" encoding="utf-8"?>
-<w:hdr xmlns:wpc="http://schemas.microsoft.com/office/word/2010/wordprocessingCanvas" xmlns:cx="http://schemas.microsoft.com/office/drawing/2014/chartex" xmlns:cx1="http://schemas.microsoft.com/office/drawing/2015/9/8/chartex" xmlns:cx2="http://schemas.microsoft.com/office/drawing/2015/10/21/chartex" xmlns:cx3="http://schemas.microsoft.com/office/drawing/2016/5/9/chartex" xmlns:cx4="http://schemas.microsoft.com/office/drawing/2016/5/10/chartex" xmlns:cx5="http://schemas.microsoft.com/office/drawing/2016/5/11/chartex" xmlns:cx6="http://schemas.microsoft.com/office/drawing/2016/5/12/chartex" xmlns:cx7="http://schemas.microsoft.com/office/drawing/2016/5/13/chartex" xmlns:cx8="http://schemas.microsoft.com/office/drawing/2016/5/14/chartex" xmlns:mc="http://schemas.openxmlformats.org/markup-compatibility/2006" xmlns:aink="http://schemas.microsoft.com/office/drawing/2016/ink" xmlns:am3d="http://schemas.microsoft.com/office/drawing/2017/model3d" xmlns:o="urn:schemas-microsoft-com:office:office" xmlns:oel="http://schemas.microsoft.com/office/2019/extlst" xmlns:r="http://schemas.openxmlformats.org/officeDocument/2006/relationships" xmlns:m="http://schemas.openxmlformats.org/officeDocument/2006/math" xmlns:v="urn:schemas-microsoft-com:vml" xmlns:wp14="http://schemas.microsoft.com/office/word/2010/wordprocessingDrawing" xmlns:wp="http://schemas.openxmlformats.org/drawingml/2006/wordprocessingDrawing" xmlns:w10="urn:schemas-microsoft-com:office:word" xmlns:w="http://schemas.openxmlformats.org/wordprocessingml/2006/main" xmlns:w14="http://schemas.microsoft.com/office/word/2010/wordml" xmlns:w15="http://schemas.microsoft.com/office/word/2012/wordml" xmlns:w16cex="http://schemas.microsoft.com/office/word/2018/wordml/cex" xmlns:w16cid="http://schemas.microsoft.com/office/word/2016/wordml/cid" xmlns:w16="http://schemas.microsoft.com/office/word/2018/wordml" xmlns:w16sdtdh="http://schemas.microsoft.com/office/word/2020/wordml/sdtdatahash" xmlns:w16se="http://schemas.microsoft.com/office/word/2015/wordml/symex" xmlns:wpg="http://schemas.microsoft.com/office/word/2010/wordprocessingGroup" xmlns:wpi="http://schemas.microsoft.com/office/word/2010/wordprocessingInk" xmlns:wne="http://schemas.microsoft.com/office/word/2006/wordml" xmlns:wps="http://schemas.microsoft.com/office/word/2010/wordprocessingShape" mc:Ignorable="w14 w15 w16se w16cid w16 w16cex w16sdtdh wp14">
+<w:hdr xmlns:wpc="http://schemas.microsoft.com/office/word/2010/wordprocessingCanvas" xmlns:cx="http://schemas.microsoft.com/office/drawing/2014/chartex" xmlns:cx1="http://schemas.microsoft.com/office/drawing/2015/9/8/chartex" xmlns:cx2="http://schemas.microsoft.com/office/drawing/2015/10/21/chartex" xmlns:cx3="http://schemas.microsoft.com/office/drawing/2016/5/9/chartex" xmlns:cx4="http://schemas.microsoft.com/office/drawing/2016/5/10/chartex" xmlns:cx5="http://schemas.microsoft.com/office/drawing/2016/5/11/chartex" xmlns:cx6="http://schemas.microsoft.com/office/drawing/2016/5/12/chartex" xmlns:cx7="http://schemas.microsoft.com/office/drawing/2016/5/13/chartex" xmlns:cx8="http://schemas.microsoft.com/office/drawing/2016/5/14/chartex" xmlns:mc="http://schemas.openxmlformats.org/markup-compatibility/2006" xmlns:aink="http://schemas.microsoft.com/office/drawing/2016/ink" xmlns:am3d="http://schemas.microsoft.com/office/drawing/2017/model3d" xmlns:o="urn:schemas-microsoft-com:office:office" xmlns:oel="http://schemas.microsoft.com/office/2019/extlst" xmlns:r="http://schemas.openxmlformats.org/officeDocument/2006/relationships" xmlns:m="http://schemas.openxmlformats.org/officeDocument/2006/math" xmlns:v="urn:schemas-microsoft-com:vml" xmlns:wp14="http://schemas.microsoft.com/office/word/2010/wordprocessingDrawing" xmlns:wp="http://schemas.openxmlformats.org/drawingml/2006/wordprocessingDrawing" xmlns:w10="urn:schemas-microsoft-com:office:word" xmlns:w="http://schemas.openxmlformats.org/wordprocessingml/2006/main" xmlns:w14="http://schemas.microsoft.com/office/word/2010/wordml" xmlns:w15="http://schemas.microsoft.com/office/word/2012/wordml" xmlns:w16cex="http://schemas.microsoft.com/office/word/2018/wordml/cex" xmlns:w16cid="http://schemas.microsoft.com/office/word/2016/wordml/cid" xmlns:w16="http://schemas.microsoft.com/office/word/2018/wordml" xmlns:w16du="http://schemas.microsoft.com/office/word/2023/wordml/word16du" xmlns:w16sdtdh="http://schemas.microsoft.com/office/word/2020/wordml/sdtdatahash" xmlns:w16sdtfl="http://schemas.microsoft.com/office/word/2024/wordml/sdtformatlock" xmlns:w16se="http://schemas.microsoft.com/office/word/2015/wordml/symex" xmlns:wpg="http://schemas.microsoft.com/office/word/2010/wordprocessingGroup" xmlns:wpi="http://schemas.microsoft.com/office/word/2010/wordprocessingInk" xmlns:wne="http://schemas.microsoft.com/office/word/2006/wordml" xmlns:wps="http://schemas.microsoft.com/office/word/2010/wordprocessingShape" mc:Ignorable="w14 w15 w16se w16cid w16 w16cex w16sdtdh w16sdtfl w16du wp14">
   <w:p>
     <w:pPr>
       <w:ind w:firstLine="360"/>
@@ -1139,7 +1179,7 @@
 </file>
 
 <file path=word/numbering.xml><?xml version="1.0" encoding="utf-8"?>
-<w:numbering xmlns:wpc="http://schemas.microsoft.com/office/word/2010/wordprocessingCanvas" xmlns:cx="http://schemas.microsoft.com/office/drawing/2014/chartex" xmlns:cx1="http://schemas.microsoft.com/office/drawing/2015/9/8/chartex" xmlns:cx2="http://schemas.microsoft.com/office/drawing/2015/10/21/chartex" xmlns:cx3="http://schemas.microsoft.com/office/drawing/2016/5/9/chartex" xmlns:cx4="http://schemas.microsoft.com/office/drawing/2016/5/10/chartex" xmlns:cx5="http://schemas.microsoft.com/office/drawing/2016/5/11/chartex" xmlns:cx6="http://schemas.microsoft.com/office/drawing/2016/5/12/chartex" xmlns:cx7="http://schemas.microsoft.com/office/drawing/2016/5/13/chartex" xmlns:cx8="http://schemas.microsoft.com/office/drawing/2016/5/14/chartex" xmlns:mc="http://schemas.openxmlformats.org/markup-compatibility/2006" xmlns:aink="http://schemas.microsoft.com/office/drawing/2016/ink" xmlns:am3d="http://schemas.microsoft.com/office/drawing/2017/model3d" xmlns:o="urn:schemas-microsoft-com:office:office" xmlns:oel="http://schemas.microsoft.com/office/2019/extlst" xmlns:r="http://schemas.openxmlformats.org/officeDocument/2006/relationships" xmlns:m="http://schemas.openxmlformats.org/officeDocument/2006/math" xmlns:v="urn:schemas-microsoft-com:vml" xmlns:wp14="http://schemas.microsoft.com/office/word/2010/wordprocessingDrawing" xmlns:wp="http://schemas.openxmlformats.org/drawingml/2006/wordprocessingDrawing" xmlns:w10="urn:schemas-microsoft-com:office:word" xmlns:w="http://schemas.openxmlformats.org/wordprocessingml/2006/main" xmlns:w14="http://schemas.microsoft.com/office/word/2010/wordml" xmlns:w15="http://schemas.microsoft.com/office/word/2012/wordml" xmlns:w16cex="http://schemas.microsoft.com/office/word/2018/wordml/cex" xmlns:w16cid="http://schemas.microsoft.com/office/word/2016/wordml/cid" xmlns:w16="http://schemas.microsoft.com/office/word/2018/wordml" xmlns:w16sdtdh="http://schemas.microsoft.com/office/word/2020/wordml/sdtdatahash" xmlns:w16se="http://schemas.microsoft.com/office/word/2015/wordml/symex" xmlns:wpg="http://schemas.microsoft.com/office/word/2010/wordprocessingGroup" xmlns:wpi="http://schemas.microsoft.com/office/word/2010/wordprocessingInk" xmlns:wne="http://schemas.microsoft.com/office/word/2006/wordml" xmlns:wps="http://schemas.microsoft.com/office/word/2010/wordprocessingShape" mc:Ignorable="w14 w15 w16se w16cid w16 w16cex w16sdtdh wp14">
+<w:numbering xmlns:wpc="http://schemas.microsoft.com/office/word/2010/wordprocessingCanvas" xmlns:cx="http://schemas.microsoft.com/office/drawing/2014/chartex" xmlns:cx1="http://schemas.microsoft.com/office/drawing/2015/9/8/chartex" xmlns:cx2="http://schemas.microsoft.com/office/drawing/2015/10/21/chartex" xmlns:cx3="http://schemas.microsoft.com/office/drawing/2016/5/9/chartex" xmlns:cx4="http://schemas.microsoft.com/office/drawing/2016/5/10/chartex" xmlns:cx5="http://schemas.microsoft.com/office/drawing/2016/5/11/chartex" xmlns:cx6="http://schemas.microsoft.com/office/drawing/2016/5/12/chartex" xmlns:cx7="http://schemas.microsoft.com/office/drawing/2016/5/13/chartex" xmlns:cx8="http://schemas.microsoft.com/office/drawing/2016/5/14/chartex" xmlns:mc="http://schemas.openxmlformats.org/markup-compatibility/2006" xmlns:aink="http://schemas.microsoft.com/office/drawing/2016/ink" xmlns:am3d="http://schemas.microsoft.com/office/drawing/2017/model3d" xmlns:o="urn:schemas-microsoft-com:office:office" xmlns:oel="http://schemas.microsoft.com/office/2019/extlst" xmlns:r="http://schemas.openxmlformats.org/officeDocument/2006/relationships" xmlns:m="http://schemas.openxmlformats.org/officeDocument/2006/math" xmlns:v="urn:schemas-microsoft-com:vml" xmlns:wp14="http://schemas.microsoft.com/office/word/2010/wordprocessingDrawing" xmlns:wp="http://schemas.openxmlformats.org/drawingml/2006/wordprocessingDrawing" xmlns:w10="urn:schemas-microsoft-com:office:word" xmlns:w="http://schemas.openxmlformats.org/wordprocessingml/2006/main" xmlns:w14="http://schemas.microsoft.com/office/word/2010/wordml" xmlns:w15="http://schemas.microsoft.com/office/word/2012/wordml" xmlns:w16cex="http://schemas.microsoft.com/office/word/2018/wordml/cex" xmlns:w16cid="http://schemas.microsoft.com/office/word/2016/wordml/cid" xmlns:w16="http://schemas.microsoft.com/office/word/2018/wordml" xmlns:w16du="http://schemas.microsoft.com/office/word/2023/wordml/word16du" xmlns:w16sdtdh="http://schemas.microsoft.com/office/word/2020/wordml/sdtdatahash" xmlns:w16sdtfl="http://schemas.microsoft.com/office/word/2024/wordml/sdtformatlock" xmlns:w16se="http://schemas.microsoft.com/office/word/2015/wordml/symex" xmlns:wpg="http://schemas.microsoft.com/office/word/2010/wordprocessingGroup" xmlns:wpi="http://schemas.microsoft.com/office/word/2010/wordprocessingInk" xmlns:wne="http://schemas.microsoft.com/office/word/2006/wordml" xmlns:wps="http://schemas.microsoft.com/office/word/2010/wordprocessingShape" mc:Ignorable="w14 w15 w16se w16cid w16 w16cex w16sdtdh w16sdtfl w16du wp14">
   <w:abstractNum w:abstractNumId="0" w15:restartNumberingAfterBreak="0">
     <w:nsid w:val="FFFFFF7E"/>
     <w:multiLevelType w:val="singleLevel"/>
@@ -7601,7 +7641,7 @@
 </file>
 
 <file path=word/styles.xml><?xml version="1.0" encoding="utf-8"?>
-<w:styles xmlns:mc="http://schemas.openxmlformats.org/markup-compatibility/2006" xmlns:r="http://schemas.openxmlformats.org/officeDocument/2006/relationships" xmlns:w="http://schemas.openxmlformats.org/wordprocessingml/2006/main" xmlns:w14="http://schemas.microsoft.com/office/word/2010/wordml" xmlns:w15="http://schemas.microsoft.com/office/word/2012/wordml" xmlns:w16cex="http://schemas.microsoft.com/office/word/2018/wordml/cex" xmlns:w16cid="http://schemas.microsoft.com/office/word/2016/wordml/cid" xmlns:w16="http://schemas.microsoft.com/office/word/2018/wordml" xmlns:w16sdtdh="http://schemas.microsoft.com/office/word/2020/wordml/sdtdatahash" xmlns:w16se="http://schemas.microsoft.com/office/word/2015/wordml/symex" mc:Ignorable="w14 w15 w16se w16cid w16 w16cex w16sdtdh">
+<w:styles xmlns:mc="http://schemas.openxmlformats.org/markup-compatibility/2006" xmlns:r="http://schemas.openxmlformats.org/officeDocument/2006/relationships" xmlns:w="http://schemas.openxmlformats.org/wordprocessingml/2006/main" xmlns:w14="http://schemas.microsoft.com/office/word/2010/wordml" xmlns:w15="http://schemas.microsoft.com/office/word/2012/wordml" xmlns:w16cex="http://schemas.microsoft.com/office/word/2018/wordml/cex" xmlns:w16cid="http://schemas.microsoft.com/office/word/2016/wordml/cid" xmlns:w16="http://schemas.microsoft.com/office/word/2018/wordml" xmlns:w16du="http://schemas.microsoft.com/office/word/2023/wordml/word16du" xmlns:w16sdtdh="http://schemas.microsoft.com/office/word/2020/wordml/sdtdatahash" xmlns:w16sdtfl="http://schemas.microsoft.com/office/word/2024/wordml/sdtformatlock" xmlns:w16se="http://schemas.microsoft.com/office/word/2015/wordml/symex" mc:Ignorable="w14 w15 w16se w16cid w16 w16cex w16sdtdh w16sdtfl w16du">
   <w:docDefaults>
     <w:rPrDefault>
       <w:rPr>
@@ -17315,6 +17355,34 @@
       <w:color w:val="666666"/>
     </w:rPr>
   </w:style>
+  <w:style w:type="paragraph" w:customStyle="1" w:styleId="RC">
+    <w:name w:val="RC正文"/>
+    <w:basedOn w:val="aa"/>
+    <w:link w:val="RCChar"/>
+    <w:rsid w:val="009E621F"/>
+    <w:pPr>
+      <w:spacing w:line="360" w:lineRule="auto"/>
+      <w:ind w:firstLineChars="200" w:firstLine="480"/>
+    </w:pPr>
+    <w:rPr>
+      <w:rFonts w:eastAsiaTheme="minorEastAsia" w:cstheme="minorBidi"/>
+      <w:sz w:val="24"/>
+      <w:szCs w:val="22"/>
+    </w:rPr>
+  </w:style>
+  <w:style w:type="character" w:customStyle="1" w:styleId="RCChar">
+    <w:name w:val="RC正文 Char"/>
+    <w:basedOn w:val="ab"/>
+    <w:link w:val="RC"/>
+    <w:qFormat/>
+    <w:rsid w:val="009E621F"/>
+    <w:rPr>
+      <w:rFonts w:eastAsiaTheme="minorEastAsia" w:cstheme="minorBidi"/>
+      <w:kern w:val="2"/>
+      <w:sz w:val="24"/>
+      <w:szCs w:val="22"/>
+    </w:rPr>
+  </w:style>
 </w:styles>
 </file>
 
